--- a/QLDA_Buoi3_NguyenHoTruongTam_1150080156.docx
+++ b/QLDA_Buoi3_NguyenHoTruongTam_1150080156.docx
@@ -32,50 +32,6 @@
                 <pic:pic xmlns:pic="http://schemas.openxmlformats.org/drawingml/2006/picture">
                   <pic:nvPicPr>
                     <pic:cNvPr id="411296377" name="Picture 1" descr="A screenshot of a computer&#10;&#10;AI-generated content may be incorrect."/>
-                    <pic:cNvPicPr/>
-                  </pic:nvPicPr>
-                  <pic:blipFill>
-                    <a:blip r:embed="rId4"/>
-                    <a:stretch>
-                      <a:fillRect/>
-                    </a:stretch>
-                  </pic:blipFill>
-                  <pic:spPr>
-                    <a:xfrm>
-                      <a:off x="0" y="0"/>
-                      <a:ext cx="5731510" cy="3222625"/>
-                    </a:xfrm>
-                    <a:prstGeom prst="rect">
-                      <a:avLst/>
-                    </a:prstGeom>
-                  </pic:spPr>
-                </pic:pic>
-              </a:graphicData>
-            </a:graphic>
-          </wp:inline>
-        </w:drawing>
-      </w:r>
-    </w:p>
-    <w:p>
-      <w:r>
-        <w:t>Bước 3: Nhập tên cho các nhiệm vụ sau, nhấn phím Enter sau mỗi lần nhập:</w:t>
-      </w:r>
-    </w:p>
-    <w:p>
-      <w:r>
-        <w:drawing>
-          <wp:inline distT="0" distB="0" distL="0" distR="0" wp14:anchorId="2DB499F9" wp14:editId="026F5F2F">
-            <wp:extent cx="5731510" cy="3222625"/>
-            <wp:effectExtent l="0" t="0" r="2540" b="0"/>
-            <wp:docPr id="2120087603" name="Picture 1" descr="A screenshot of a computer&#10;&#10;AI-generated content may be incorrect."/>
-            <wp:cNvGraphicFramePr>
-              <a:graphicFrameLocks xmlns:a="http://schemas.openxmlformats.org/drawingml/2006/main" noChangeAspect="1"/>
-            </wp:cNvGraphicFramePr>
-            <a:graphic xmlns:a="http://schemas.openxmlformats.org/drawingml/2006/main">
-              <a:graphicData uri="http://schemas.openxmlformats.org/drawingml/2006/picture">
-                <pic:pic xmlns:pic="http://schemas.openxmlformats.org/drawingml/2006/picture">
-                  <pic:nvPicPr>
-                    <pic:cNvPr id="2120087603" name="Picture 1" descr="A screenshot of a computer&#10;&#10;AI-generated content may be incorrect."/>
                     <pic:cNvPicPr/>
                   </pic:nvPicPr>
                   <pic:blipFill>
@@ -102,41 +58,16 @@
     </w:p>
     <w:p>
       <w:r>
-        <w:t>Bước 4: Kích vào tên của nhiệm vụ có ID là 3, Distribute advance copies.</w:t>
-      </w:r>
-    </w:p>
-    <w:p>
-      <w:pPr>
-        <w:rPr>
-          <w:noProof/>
-        </w:rPr>
-      </w:pPr>
-      <w:r>
-        <w:t>Bước5: Trên tab Task, trong nhóm lệnh Insert, kích vào Task .</w:t>
-      </w:r>
-      <w:r>
-        <w:rPr>
-          <w:noProof/>
-        </w:rPr>
-        <w:t xml:space="preserve"> </w:t>
-      </w:r>
-    </w:p>
-    <w:p>
-      <w:r>
-        <w:t>Bước 6: Với tên của nhiệm vụ mới &lt;New Task&gt; đang được lựa chọn, gõ Public Launch</w:t>
-      </w:r>
-    </w:p>
-    <w:p>
-      <w:r>
-        <w:lastRenderedPageBreak/>
-        <w:t>Phase và sau đó nhấn Enter.</w:t>
-      </w:r>
+        <w:t>Bước 3: Nhập tên cho các nhiệm vụ sau, nhấn phím Enter sau mỗi lần nhập:</w:t>
+      </w:r>
+    </w:p>
+    <w:p>
       <w:r>
         <w:drawing>
-          <wp:inline distT="0" distB="0" distL="0" distR="0" wp14:anchorId="0ACA0696" wp14:editId="68F50955">
+          <wp:inline distT="0" distB="0" distL="0" distR="0" wp14:anchorId="2DB499F9" wp14:editId="026F5F2F">
             <wp:extent cx="5731510" cy="3222625"/>
             <wp:effectExtent l="0" t="0" r="2540" b="0"/>
-            <wp:docPr id="1409924247" name="Picture 1" descr="A screenshot of a computer&#10;&#10;AI-generated content may be incorrect."/>
+            <wp:docPr id="2120087603" name="Picture 1" descr="A screenshot of a computer&#10;&#10;AI-generated content may be incorrect."/>
             <wp:cNvGraphicFramePr>
               <a:graphicFrameLocks xmlns:a="http://schemas.openxmlformats.org/drawingml/2006/main" noChangeAspect="1"/>
             </wp:cNvGraphicFramePr>
@@ -144,7 +75,7 @@
               <a:graphicData uri="http://schemas.openxmlformats.org/drawingml/2006/picture">
                 <pic:pic xmlns:pic="http://schemas.openxmlformats.org/drawingml/2006/picture">
                   <pic:nvPicPr>
-                    <pic:cNvPr id="1409924247" name="Picture 1" descr="A screenshot of a computer&#10;&#10;AI-generated content may be incorrect."/>
+                    <pic:cNvPr id="2120087603" name="Picture 1" descr="A screenshot of a computer&#10;&#10;AI-generated content may be incorrect."/>
                     <pic:cNvPicPr/>
                   </pic:nvPicPr>
                   <pic:blipFill>
@@ -171,31 +102,41 @@
     </w:p>
     <w:p>
       <w:r>
-        <w:t>3.2. Nhập thời hạn thực hiện nhiệm vụ</w:t>
-      </w:r>
-    </w:p>
-    <w:p>
-      <w:r>
-        <w:t>Bước 1: Kích vào ô dữ liệu thuộc cột có nhãn Duration tương ứng với nhiệm vụ có ID là</w:t>
-      </w:r>
-    </w:p>
-    <w:p>
-      <w:r>
-        <w:t>1, Assign lauch team members.</w:t>
-      </w:r>
-    </w:p>
-    <w:p>
-      <w:r>
-        <w:t>Bước 2: Gõ 1d và sau đó nhấn phím Enter.</w:t>
-      </w:r>
-    </w:p>
-    <w:p>
+        <w:t>Bước 4: Kích vào tên của nhiệm vụ có ID là 3, Distribute advance copies.</w:t>
+      </w:r>
+    </w:p>
+    <w:p>
+      <w:pPr>
+        <w:rPr>
+          <w:noProof/>
+        </w:rPr>
+      </w:pPr>
+      <w:r>
+        <w:t>Bước5: Trên tab Task, trong nhóm lệnh Insert, kích vào Task .</w:t>
+      </w:r>
+      <w:r>
+        <w:rPr>
+          <w:noProof/>
+        </w:rPr>
+        <w:t xml:space="preserve"> </w:t>
+      </w:r>
+    </w:p>
+    <w:p>
+      <w:r>
+        <w:t>Bước 6: Với tên của nhiệm vụ mới &lt;New Task&gt; đang được lựa chọn, gõ Public Launch</w:t>
+      </w:r>
+    </w:p>
+    <w:p>
+      <w:r>
+        <w:lastRenderedPageBreak/>
+        <w:t>Phase và sau đó nhấn Enter.</w:t>
+      </w:r>
       <w:r>
         <w:drawing>
-          <wp:inline distT="0" distB="0" distL="0" distR="0" wp14:anchorId="61C51827" wp14:editId="7C3CD660">
+          <wp:inline distT="0" distB="0" distL="0" distR="0" wp14:anchorId="0ACA0696" wp14:editId="68F50955">
             <wp:extent cx="5731510" cy="3222625"/>
             <wp:effectExtent l="0" t="0" r="2540" b="0"/>
-            <wp:docPr id="1288174149" name="Picture 1" descr="A screenshot of a computer&#10;&#10;AI-generated content may be incorrect."/>
+            <wp:docPr id="1409924247" name="Picture 1" descr="A screenshot of a computer&#10;&#10;AI-generated content may be incorrect."/>
             <wp:cNvGraphicFramePr>
               <a:graphicFrameLocks xmlns:a="http://schemas.openxmlformats.org/drawingml/2006/main" noChangeAspect="1"/>
             </wp:cNvGraphicFramePr>
@@ -203,7 +144,7 @@
               <a:graphicData uri="http://schemas.openxmlformats.org/drawingml/2006/picture">
                 <pic:pic xmlns:pic="http://schemas.openxmlformats.org/drawingml/2006/picture">
                   <pic:nvPicPr>
-                    <pic:cNvPr id="1288174149" name="Picture 1" descr="A screenshot of a computer&#10;&#10;AI-generated content may be incorrect."/>
+                    <pic:cNvPr id="1409924247" name="Picture 1" descr="A screenshot of a computer&#10;&#10;AI-generated content may be incorrect."/>
                     <pic:cNvPicPr/>
                   </pic:nvPicPr>
                   <pic:blipFill>
@@ -230,17 +171,31 @@
     </w:p>
     <w:p>
       <w:r>
-        <w:t>Bước 3: Nhập các thời hạn thực hiện hoặc cụm từ sau đây cho các nhiệm vụ sau đây:</w:t>
-      </w:r>
-    </w:p>
-    <w:p>
-      <w:r>
-        <w:lastRenderedPageBreak/>
+        <w:t>3.2. Nhập thời hạn thực hiện nhiệm vụ</w:t>
+      </w:r>
+    </w:p>
+    <w:p>
+      <w:r>
+        <w:t>Bước 1: Kích vào ô dữ liệu thuộc cột có nhãn Duration tương ứng với nhiệm vụ có ID là</w:t>
+      </w:r>
+    </w:p>
+    <w:p>
+      <w:r>
+        <w:t>1, Assign lauch team members.</w:t>
+      </w:r>
+    </w:p>
+    <w:p>
+      <w:r>
+        <w:t>Bước 2: Gõ 1d và sau đó nhấn phím Enter.</w:t>
+      </w:r>
+    </w:p>
+    <w:p>
+      <w:r>
         <w:drawing>
-          <wp:inline distT="0" distB="0" distL="0" distR="0" wp14:anchorId="6000E7CD" wp14:editId="15E0C876">
+          <wp:inline distT="0" distB="0" distL="0" distR="0" wp14:anchorId="61C51827" wp14:editId="7C3CD660">
             <wp:extent cx="5731510" cy="3222625"/>
             <wp:effectExtent l="0" t="0" r="2540" b="0"/>
-            <wp:docPr id="1008683158" name="Picture 1" descr="A screenshot of a computer&#10;&#10;AI-generated content may be incorrect."/>
+            <wp:docPr id="1288174149" name="Picture 1" descr="A screenshot of a computer&#10;&#10;AI-generated content may be incorrect."/>
             <wp:cNvGraphicFramePr>
               <a:graphicFrameLocks xmlns:a="http://schemas.openxmlformats.org/drawingml/2006/main" noChangeAspect="1"/>
             </wp:cNvGraphicFramePr>
@@ -248,7 +203,7 @@
               <a:graphicData uri="http://schemas.openxmlformats.org/drawingml/2006/picture">
                 <pic:pic xmlns:pic="http://schemas.openxmlformats.org/drawingml/2006/picture">
                   <pic:nvPicPr>
-                    <pic:cNvPr id="1008683158" name="Picture 1" descr="A screenshot of a computer&#10;&#10;AI-generated content may be incorrect."/>
+                    <pic:cNvPr id="1288174149" name="Picture 1" descr="A screenshot of a computer&#10;&#10;AI-generated content may be incorrect."/>
                     <pic:cNvPicPr/>
                   </pic:nvPicPr>
                   <pic:blipFill>
@@ -275,31 +230,17 @@
     </w:p>
     <w:p>
       <w:r>
-        <w:t>Bước 4: Trong trường dữ liệu thuộc cột có nhãn Start tương ứng với nhiệm vụ có ID là 5,</w:t>
-      </w:r>
-    </w:p>
-    <w:p>
-      <w:r>
-        <w:t>gõ 19/1/15 rồi sau đó nhấn phím Tab.</w:t>
-      </w:r>
-    </w:p>
-    <w:p>
-      <w:r>
-        <w:t>Bước 5: Trong trường dữ liệu thuộc cột có nhãn Finish tương ứng với nhiệm vụ có ID là</w:t>
-      </w:r>
-    </w:p>
-    <w:p>
-      <w:r>
-        <w:t>5, gõ 27/1/15 rồi sau đó nhấn phím Enter.</w:t>
-      </w:r>
-    </w:p>
-    <w:p>
-      <w:r>
+        <w:t>Bước 3: Nhập các thời hạn thực hiện hoặc cụm từ sau đây cho các nhiệm vụ sau đây:</w:t>
+      </w:r>
+    </w:p>
+    <w:p>
+      <w:r>
+        <w:lastRenderedPageBreak/>
         <w:drawing>
-          <wp:inline distT="0" distB="0" distL="0" distR="0" wp14:anchorId="79007BEF" wp14:editId="20F0518A">
+          <wp:inline distT="0" distB="0" distL="0" distR="0" wp14:anchorId="6000E7CD" wp14:editId="15E0C876">
             <wp:extent cx="5731510" cy="3222625"/>
             <wp:effectExtent l="0" t="0" r="2540" b="0"/>
-            <wp:docPr id="676626401" name="Picture 1" descr="A screenshot of a computer&#10;&#10;AI-generated content may be incorrect."/>
+            <wp:docPr id="1008683158" name="Picture 1" descr="A screenshot of a computer&#10;&#10;AI-generated content may be incorrect."/>
             <wp:cNvGraphicFramePr>
               <a:graphicFrameLocks xmlns:a="http://schemas.openxmlformats.org/drawingml/2006/main" noChangeAspect="1"/>
             </wp:cNvGraphicFramePr>
@@ -307,67 +248,7 @@
               <a:graphicData uri="http://schemas.openxmlformats.org/drawingml/2006/picture">
                 <pic:pic xmlns:pic="http://schemas.openxmlformats.org/drawingml/2006/picture">
                   <pic:nvPicPr>
-                    <pic:cNvPr id="676626401" name="Picture 1" descr="A screenshot of a computer&#10;&#10;AI-generated content may be incorrect."/>
-                    <pic:cNvPicPr/>
-                  </pic:nvPicPr>
-                  <pic:blipFill>
-                    <a:blip r:embed="rId8"/>
-                    <a:stretch>
-                      <a:fillRect/>
-                    </a:stretch>
-                  </pic:blipFill>
-                  <pic:spPr>
-                    <a:xfrm>
-                      <a:off x="0" y="0"/>
-                      <a:ext cx="5731510" cy="3222625"/>
-                    </a:xfrm>
-                    <a:prstGeom prst="rect">
-                      <a:avLst/>
-                    </a:prstGeom>
-                  </pic:spPr>
-                </pic:pic>
-              </a:graphicData>
-            </a:graphic>
-          </wp:inline>
-        </w:drawing>
-      </w:r>
-    </w:p>
-    <w:p>
-      <w:r>
-        <w:t>Bước 6: Đối với nhiệm vụ ID 6, Launch public web portal for the book, bạn không biết</w:t>
-      </w:r>
-    </w:p>
-    <w:p>
-      <w:r>
-        <w:t>thời hạn thực hiện lẫn ngày bắt đầu hoặc ngày kết thúc, nhưng bạn vẫn có thể nắm bắt được nhữn</w:t>
-      </w:r>
-    </w:p>
-    <w:p>
-      <w:r>
-        <w:t>Bước 7: Trong trường dữ liệu thuộc cột có nhãn Start của nhiệm vụ 6, gõ About two weeks</w:t>
-      </w:r>
-    </w:p>
-    <w:p>
-      <w:r>
-        <w:lastRenderedPageBreak/>
-        <w:t>before launch complete và sau đó nhấn Enter.</w:t>
-      </w:r>
-    </w:p>
-    <w:p>
-      <w:r>
-        <w:drawing>
-          <wp:inline distT="0" distB="0" distL="0" distR="0" wp14:anchorId="05024DAA" wp14:editId="799A044C">
-            <wp:extent cx="5731510" cy="3222625"/>
-            <wp:effectExtent l="0" t="0" r="2540" b="0"/>
-            <wp:docPr id="1792276884" name="Picture 1" descr="A screenshot of a computer&#10;&#10;AI-generated content may be incorrect."/>
-            <wp:cNvGraphicFramePr>
-              <a:graphicFrameLocks xmlns:a="http://schemas.openxmlformats.org/drawingml/2006/main" noChangeAspect="1"/>
-            </wp:cNvGraphicFramePr>
-            <a:graphic xmlns:a="http://schemas.openxmlformats.org/drawingml/2006/main">
-              <a:graphicData uri="http://schemas.openxmlformats.org/drawingml/2006/picture">
-                <pic:pic xmlns:pic="http://schemas.openxmlformats.org/drawingml/2006/picture">
-                  <pic:nvPicPr>
-                    <pic:cNvPr id="1792276884" name="Picture 1" descr="A screenshot of a computer&#10;&#10;AI-generated content may be incorrect."/>
+                    <pic:cNvPr id="1008683158" name="Picture 1" descr="A screenshot of a computer&#10;&#10;AI-generated content may be incorrect."/>
                     <pic:cNvPicPr/>
                   </pic:nvPicPr>
                   <pic:blipFill>
@@ -394,46 +275,31 @@
     </w:p>
     <w:p>
       <w:r>
-        <w:t>3.3. Nhập nhiệm vụ cột mốc quan trọng</w:t>
-      </w:r>
-    </w:p>
-    <w:p>
-      <w:r>
-        <w:t>Bước 1: Kích vào tên của nhiệm vụ có ID là 3, Public Launch Phase.</w:t>
-      </w:r>
-    </w:p>
-    <w:p>
-      <w:r>
-        <w:t>Bước 2: Trên tab Task, trong nhóm lệnh Insert, kích Milestone .</w:t>
-      </w:r>
-    </w:p>
-    <w:p>
-      <w:r>
-        <w:t>Bước 3: Với việc tên của nhiệm vụ cột mốc &lt;New Milestone&gt; đang được chọn, gõ</w:t>
-      </w:r>
-    </w:p>
-    <w:p>
-      <w:r>
-        <w:t>Planning complete! rồi sau đó nhấn phím Enter.</w:t>
-      </w:r>
-    </w:p>
-    <w:p>
-      <w:pPr>
-        <w:rPr>
-          <w:b/>
-          <w:bCs/>
-        </w:rPr>
-      </w:pPr>
-      <w:r>
-        <w:rPr>
-          <w:b/>
-          <w:bCs/>
-        </w:rPr>
+        <w:t>Bước 4: Trong trường dữ liệu thuộc cột có nhãn Start tương ứng với nhiệm vụ có ID là 5,</w:t>
+      </w:r>
+    </w:p>
+    <w:p>
+      <w:r>
+        <w:t>gõ 19/1/15 rồi sau đó nhấn phím Tab.</w:t>
+      </w:r>
+    </w:p>
+    <w:p>
+      <w:r>
+        <w:t>Bước 5: Trong trường dữ liệu thuộc cột có nhãn Finish tương ứng với nhiệm vụ có ID là</w:t>
+      </w:r>
+    </w:p>
+    <w:p>
+      <w:r>
+        <w:t>5, gõ 27/1/15 rồi sau đó nhấn phím Enter.</w:t>
+      </w:r>
+    </w:p>
+    <w:p>
+      <w:r>
         <w:drawing>
-          <wp:inline distT="0" distB="0" distL="0" distR="0" wp14:anchorId="35E4C614" wp14:editId="65944B45">
+          <wp:inline distT="0" distB="0" distL="0" distR="0" wp14:anchorId="79007BEF" wp14:editId="20F0518A">
             <wp:extent cx="5731510" cy="3222625"/>
             <wp:effectExtent l="0" t="0" r="2540" b="0"/>
-            <wp:docPr id="2085074891" name="Picture 1" descr="A screenshot of a computer&#10;&#10;AI-generated content may be incorrect."/>
+            <wp:docPr id="676626401" name="Picture 1" descr="A screenshot of a computer&#10;&#10;AI-generated content may be incorrect."/>
             <wp:cNvGraphicFramePr>
               <a:graphicFrameLocks xmlns:a="http://schemas.openxmlformats.org/drawingml/2006/main" noChangeAspect="1"/>
             </wp:cNvGraphicFramePr>
@@ -441,7 +307,67 @@
               <a:graphicData uri="http://schemas.openxmlformats.org/drawingml/2006/picture">
                 <pic:pic xmlns:pic="http://schemas.openxmlformats.org/drawingml/2006/picture">
                   <pic:nvPicPr>
-                    <pic:cNvPr id="2085074891" name="Picture 1" descr="A screenshot of a computer&#10;&#10;AI-generated content may be incorrect."/>
+                    <pic:cNvPr id="676626401" name="Picture 1" descr="A screenshot of a computer&#10;&#10;AI-generated content may be incorrect."/>
+                    <pic:cNvPicPr/>
+                  </pic:nvPicPr>
+                  <pic:blipFill>
+                    <a:blip r:embed="rId9"/>
+                    <a:stretch>
+                      <a:fillRect/>
+                    </a:stretch>
+                  </pic:blipFill>
+                  <pic:spPr>
+                    <a:xfrm>
+                      <a:off x="0" y="0"/>
+                      <a:ext cx="5731510" cy="3222625"/>
+                    </a:xfrm>
+                    <a:prstGeom prst="rect">
+                      <a:avLst/>
+                    </a:prstGeom>
+                  </pic:spPr>
+                </pic:pic>
+              </a:graphicData>
+            </a:graphic>
+          </wp:inline>
+        </w:drawing>
+      </w:r>
+    </w:p>
+    <w:p>
+      <w:r>
+        <w:t>Bước 6: Đối với nhiệm vụ ID 6, Launch public web portal for the book, bạn không biết</w:t>
+      </w:r>
+    </w:p>
+    <w:p>
+      <w:r>
+        <w:t>thời hạn thực hiện lẫn ngày bắt đầu hoặc ngày kết thúc, nhưng bạn vẫn có thể nắm bắt được nhữn</w:t>
+      </w:r>
+    </w:p>
+    <w:p>
+      <w:r>
+        <w:t>Bước 7: Trong trường dữ liệu thuộc cột có nhãn Start của nhiệm vụ 6, gõ About two weeks</w:t>
+      </w:r>
+    </w:p>
+    <w:p>
+      <w:r>
+        <w:lastRenderedPageBreak/>
+        <w:t>before launch complete và sau đó nhấn Enter.</w:t>
+      </w:r>
+    </w:p>
+    <w:p>
+      <w:r>
+        <w:drawing>
+          <wp:inline distT="0" distB="0" distL="0" distR="0" wp14:anchorId="05024DAA" wp14:editId="799A044C">
+            <wp:extent cx="5731510" cy="3222625"/>
+            <wp:effectExtent l="0" t="0" r="2540" b="0"/>
+            <wp:docPr id="1792276884" name="Picture 1" descr="A screenshot of a computer&#10;&#10;AI-generated content may be incorrect."/>
+            <wp:cNvGraphicFramePr>
+              <a:graphicFrameLocks xmlns:a="http://schemas.openxmlformats.org/drawingml/2006/main" noChangeAspect="1"/>
+            </wp:cNvGraphicFramePr>
+            <a:graphic xmlns:a="http://schemas.openxmlformats.org/drawingml/2006/main">
+              <a:graphicData uri="http://schemas.openxmlformats.org/drawingml/2006/picture">
+                <pic:pic xmlns:pic="http://schemas.openxmlformats.org/drawingml/2006/picture">
+                  <pic:nvPicPr>
+                    <pic:cNvPr id="1792276884" name="Picture 1" descr="A screenshot of a computer&#10;&#10;AI-generated content may be incorrect."/>
                     <pic:cNvPicPr/>
                   </pic:nvPicPr>
                   <pic:blipFill>
@@ -468,27 +394,46 @@
     </w:p>
     <w:p>
       <w:r>
-        <w:t>3.4. Tạo ra các nhiệm vụ khái quát để tạo đề cương cho kế hoạch</w:t>
-      </w:r>
-    </w:p>
-    <w:p>
-      <w:r>
-        <w:t>Bước 1: Chọn tên của các nhiệm vụ có ID từ 5 đến 7.</w:t>
-      </w:r>
-    </w:p>
-    <w:p>
-      <w:r>
-        <w:lastRenderedPageBreak/>
-        <w:t>Bước 2: Trên tab Task, trong nhóm lệnh Schedule, kích Indent Task.</w:t>
-      </w:r>
-    </w:p>
-    <w:p>
-      <w:r>
+        <w:t>3.3. Nhập nhiệm vụ cột mốc quan trọng</w:t>
+      </w:r>
+    </w:p>
+    <w:p>
+      <w:r>
+        <w:t>Bước 1: Kích vào tên của nhiệm vụ có ID là 3, Public Launch Phase.</w:t>
+      </w:r>
+    </w:p>
+    <w:p>
+      <w:r>
+        <w:t>Bước 2: Trên tab Task, trong nhóm lệnh Insert, kích Milestone .</w:t>
+      </w:r>
+    </w:p>
+    <w:p>
+      <w:r>
+        <w:t>Bước 3: Với việc tên của nhiệm vụ cột mốc &lt;New Milestone&gt; đang được chọn, gõ</w:t>
+      </w:r>
+    </w:p>
+    <w:p>
+      <w:r>
+        <w:t>Planning complete! rồi sau đó nhấn phím Enter.</w:t>
+      </w:r>
+    </w:p>
+    <w:p>
+      <w:pPr>
+        <w:rPr>
+          <w:b/>
+          <w:bCs/>
+        </w:rPr>
+      </w:pPr>
+      <w:r>
+        <w:rPr>
+          <w:b/>
+          <w:bCs/>
+        </w:rPr>
         <w:drawing>
-          <wp:inline distT="0" distB="0" distL="0" distR="0" wp14:anchorId="71FBB01E" wp14:editId="5F6D0FD6">
+          <wp:inline distT="0" distB="0" distL="0" distR="0" wp14:anchorId="35E4C614" wp14:editId="65944B45">
             <wp:extent cx="5731510" cy="3222625"/>
             <wp:effectExtent l="0" t="0" r="2540" b="0"/>
-            <wp:docPr id="1023215963" name="Picture 1"/>
+            <wp:docPr id="2085074891" name="Picture 1" descr="A screenshot of a computer&#10;&#10;AI-generated content may be incorrect."/>
             <wp:cNvGraphicFramePr>
               <a:graphicFrameLocks xmlns:a="http://schemas.openxmlformats.org/drawingml/2006/main" noChangeAspect="1"/>
             </wp:cNvGraphicFramePr>
@@ -496,7 +441,7 @@
               <a:graphicData uri="http://schemas.openxmlformats.org/drawingml/2006/picture">
                 <pic:pic xmlns:pic="http://schemas.openxmlformats.org/drawingml/2006/picture">
                   <pic:nvPicPr>
-                    <pic:cNvPr id="1023215963" name=""/>
+                    <pic:cNvPr id="2085074891" name="Picture 1" descr="A screenshot of a computer&#10;&#10;AI-generated content may be incorrect."/>
                     <pic:cNvPicPr/>
                   </pic:nvPicPr>
                   <pic:blipFill>
@@ -523,21 +468,27 @@
     </w:p>
     <w:p>
       <w:r>
-        <w:t>Bước 3: Lựa chọn tên của các nhiệm vụ có ID từ 1 tới 3.</w:t>
-      </w:r>
-    </w:p>
-    <w:p>
-      <w:r>
-        <w:t>Bước 4: Trên tab Task, trong nhóm lệnh Insert, kích Summary</w:t>
+        <w:t>3.4. Tạo ra các nhiệm vụ khái quát để tạo đề cương cho kế hoạch</w:t>
+      </w:r>
+    </w:p>
+    <w:p>
+      <w:r>
+        <w:t>Bước 1: Chọn tên của các nhiệm vụ có ID từ 5 đến 7.</w:t>
+      </w:r>
+    </w:p>
+    <w:p>
+      <w:r>
+        <w:lastRenderedPageBreak/>
+        <w:t>Bước 2: Trên tab Task, trong nhóm lệnh Schedule, kích Indent Task.</w:t>
       </w:r>
     </w:p>
     <w:p>
       <w:r>
         <w:drawing>
-          <wp:inline distT="0" distB="0" distL="0" distR="0" wp14:anchorId="13BE1DCF" wp14:editId="16A02245">
+          <wp:inline distT="0" distB="0" distL="0" distR="0" wp14:anchorId="71FBB01E" wp14:editId="5F6D0FD6">
             <wp:extent cx="5731510" cy="3222625"/>
             <wp:effectExtent l="0" t="0" r="2540" b="0"/>
-            <wp:docPr id="205982034" name="Picture 1"/>
+            <wp:docPr id="1023215963" name="Picture 1"/>
             <wp:cNvGraphicFramePr>
               <a:graphicFrameLocks xmlns:a="http://schemas.openxmlformats.org/drawingml/2006/main" noChangeAspect="1"/>
             </wp:cNvGraphicFramePr>
@@ -545,7 +496,7 @@
               <a:graphicData uri="http://schemas.openxmlformats.org/drawingml/2006/picture">
                 <pic:pic xmlns:pic="http://schemas.openxmlformats.org/drawingml/2006/picture">
                   <pic:nvPicPr>
-                    <pic:cNvPr id="205982034" name=""/>
+                    <pic:cNvPr id="1023215963" name=""/>
                     <pic:cNvPicPr/>
                   </pic:nvPicPr>
                   <pic:blipFill>
@@ -572,27 +523,21 @@
     </w:p>
     <w:p>
       <w:r>
-        <w:t>3.5. Tạo ra các phụ thuộc về nhiệm vụ bằng các liên kết</w:t>
-      </w:r>
-    </w:p>
-    <w:p>
-      <w:r>
-        <w:t>Bước 1: Chọn tên của nhiệm vụ có ID là 2 và 3.</w:t>
-      </w:r>
-    </w:p>
-    <w:p>
-      <w:r>
-        <w:t>Bước 2: Trên tab Task, trong nhóm lệnh Schedule, kích Link the Selected Tasks</w:t>
-      </w:r>
-    </w:p>
-    <w:p>
-      <w:r>
-        <w:lastRenderedPageBreak/>
+        <w:t>Bước 3: Lựa chọn tên của các nhiệm vụ có ID từ 1 tới 3.</w:t>
+      </w:r>
+    </w:p>
+    <w:p>
+      <w:r>
+        <w:t>Bước 4: Trên tab Task, trong nhóm lệnh Insert, kích Summary</w:t>
+      </w:r>
+    </w:p>
+    <w:p>
+      <w:r>
         <w:drawing>
-          <wp:inline distT="0" distB="0" distL="0" distR="0" wp14:anchorId="460BF0D3" wp14:editId="2D0D93FD">
+          <wp:inline distT="0" distB="0" distL="0" distR="0" wp14:anchorId="13BE1DCF" wp14:editId="16A02245">
             <wp:extent cx="5731510" cy="3222625"/>
             <wp:effectExtent l="0" t="0" r="2540" b="0"/>
-            <wp:docPr id="1279481688" name="Picture 1" descr="A screenshot of a computer&#10;&#10;AI-generated content may be incorrect."/>
+            <wp:docPr id="205982034" name="Picture 1"/>
             <wp:cNvGraphicFramePr>
               <a:graphicFrameLocks xmlns:a="http://schemas.openxmlformats.org/drawingml/2006/main" noChangeAspect="1"/>
             </wp:cNvGraphicFramePr>
@@ -600,7 +545,7 @@
               <a:graphicData uri="http://schemas.openxmlformats.org/drawingml/2006/picture">
                 <pic:pic xmlns:pic="http://schemas.openxmlformats.org/drawingml/2006/picture">
                   <pic:nvPicPr>
-                    <pic:cNvPr id="1279481688" name="Picture 1" descr="A screenshot of a computer&#10;&#10;AI-generated content may be incorrect."/>
+                    <pic:cNvPr id="205982034" name=""/>
                     <pic:cNvPicPr/>
                   </pic:nvPicPr>
                   <pic:blipFill>
@@ -627,57 +572,27 @@
     </w:p>
     <w:p>
       <w:r>
-        <w:t>Bước 3: Chọn tên của nhiệm vụ 4, Planning complete!</w:t>
-      </w:r>
-    </w:p>
-    <w:p>
-      <w:r>
-        <w:t>Bước 4: Trên tab Task, trong nhóm lệnh Properties, kích vào Information .</w:t>
-      </w:r>
-    </w:p>
-    <w:p>
-      <w:r>
-        <w:t>Hộp thoại Task Information sẽ xuất hiện.</w:t>
-      </w:r>
-    </w:p>
-    <w:p>
-      <w:r>
-        <w:t>Bước 5: Kích vào tab Predecessors.</w:t>
-      </w:r>
-    </w:p>
-    <w:p>
-      <w:r>
-        <w:t>Bước 6: Kích vào ô dữ liệu trống không ngay bên dưới tiêu đề cột Task Name và sau đó</w:t>
-      </w:r>
-    </w:p>
-    <w:p>
-      <w:r>
-        <w:t>nhấp vào hình mũi tên nhỏ màu đen xuất hiện ở bên phải ô dữ liệu này.</w:t>
-      </w:r>
-    </w:p>
-    <w:p>
-      <w:r>
-        <w:t>Bước 7: Trong danh sách liệt kê tên các nhiệm vụ hiện ra, kích vào Design and order</w:t>
-      </w:r>
-    </w:p>
-    <w:p>
-      <w:r>
-        <w:t>marketing material.</w:t>
-      </w:r>
-    </w:p>
-    <w:p>
-      <w:r>
-        <w:t>Bước 8: Nhấn nút OK để đóng hộp thoại Task Information.</w:t>
+        <w:t>3.5. Tạo ra các phụ thuộc về nhiệm vụ bằng các liên kết</w:t>
+      </w:r>
+    </w:p>
+    <w:p>
+      <w:r>
+        <w:t>Bước 1: Chọn tên của nhiệm vụ có ID là 2 và 3.</w:t>
+      </w:r>
+    </w:p>
+    <w:p>
+      <w:r>
+        <w:t>Bước 2: Trên tab Task, trong nhóm lệnh Schedule, kích Link the Selected Tasks</w:t>
       </w:r>
     </w:p>
     <w:p>
       <w:r>
         <w:lastRenderedPageBreak/>
         <w:drawing>
-          <wp:inline distT="0" distB="0" distL="0" distR="0" wp14:anchorId="2F85DA02" wp14:editId="3C37D024">
+          <wp:inline distT="0" distB="0" distL="0" distR="0" wp14:anchorId="460BF0D3" wp14:editId="2D0D93FD">
             <wp:extent cx="5731510" cy="3222625"/>
             <wp:effectExtent l="0" t="0" r="2540" b="0"/>
-            <wp:docPr id="1538212365" name="Picture 1" descr="A screenshot of a computer&#10;&#10;AI-generated content may be incorrect."/>
+            <wp:docPr id="1279481688" name="Picture 1" descr="A screenshot of a computer&#10;&#10;AI-generated content may be incorrect."/>
             <wp:cNvGraphicFramePr>
               <a:graphicFrameLocks xmlns:a="http://schemas.openxmlformats.org/drawingml/2006/main" noChangeAspect="1"/>
             </wp:cNvGraphicFramePr>
@@ -685,7 +600,7 @@
               <a:graphicData uri="http://schemas.openxmlformats.org/drawingml/2006/picture">
                 <pic:pic xmlns:pic="http://schemas.openxmlformats.org/drawingml/2006/picture">
                   <pic:nvPicPr>
-                    <pic:cNvPr id="1538212365" name="Picture 1" descr="A screenshot of a computer&#10;&#10;AI-generated content may be incorrect."/>
+                    <pic:cNvPr id="1279481688" name="Picture 1" descr="A screenshot of a computer&#10;&#10;AI-generated content may be incorrect."/>
                     <pic:cNvPicPr/>
                   </pic:nvPicPr>
                   <pic:blipFill>
@@ -712,21 +627,57 @@
     </w:p>
     <w:p>
       <w:r>
-        <w:t>Bước 9: Chọn tên của các nhiệm vụ có ID từ 6 đến 8.</w:t>
-      </w:r>
-    </w:p>
-    <w:p>
-      <w:r>
-        <w:t>Bước 10: Trên tab Task, trong nhóm lệnh Schedule, kích Link the Selected Tasks</w:t>
-      </w:r>
-    </w:p>
-    <w:p>
-      <w:r>
+        <w:t>Bước 3: Chọn tên của nhiệm vụ 4, Planning complete!</w:t>
+      </w:r>
+    </w:p>
+    <w:p>
+      <w:r>
+        <w:t>Bước 4: Trên tab Task, trong nhóm lệnh Properties, kích vào Information .</w:t>
+      </w:r>
+    </w:p>
+    <w:p>
+      <w:r>
+        <w:t>Hộp thoại Task Information sẽ xuất hiện.</w:t>
+      </w:r>
+    </w:p>
+    <w:p>
+      <w:r>
+        <w:t>Bước 5: Kích vào tab Predecessors.</w:t>
+      </w:r>
+    </w:p>
+    <w:p>
+      <w:r>
+        <w:t>Bước 6: Kích vào ô dữ liệu trống không ngay bên dưới tiêu đề cột Task Name và sau đó</w:t>
+      </w:r>
+    </w:p>
+    <w:p>
+      <w:r>
+        <w:t>nhấp vào hình mũi tên nhỏ màu đen xuất hiện ở bên phải ô dữ liệu này.</w:t>
+      </w:r>
+    </w:p>
+    <w:p>
+      <w:r>
+        <w:t>Bước 7: Trong danh sách liệt kê tên các nhiệm vụ hiện ra, kích vào Design and order</w:t>
+      </w:r>
+    </w:p>
+    <w:p>
+      <w:r>
+        <w:t>marketing material.</w:t>
+      </w:r>
+    </w:p>
+    <w:p>
+      <w:r>
+        <w:t>Bước 8: Nhấn nút OK để đóng hộp thoại Task Information.</w:t>
+      </w:r>
+    </w:p>
+    <w:p>
+      <w:r>
+        <w:lastRenderedPageBreak/>
         <w:drawing>
-          <wp:inline distT="0" distB="0" distL="0" distR="0" wp14:anchorId="36A619E2" wp14:editId="4A57927C">
+          <wp:inline distT="0" distB="0" distL="0" distR="0" wp14:anchorId="2F85DA02" wp14:editId="3C37D024">
             <wp:extent cx="5731510" cy="3222625"/>
             <wp:effectExtent l="0" t="0" r="2540" b="0"/>
-            <wp:docPr id="659077338" name="Picture 1" descr="A screenshot of a computer&#10;&#10;AI-generated content may be incorrect."/>
+            <wp:docPr id="1538212365" name="Picture 1" descr="A screenshot of a computer&#10;&#10;AI-generated content may be incorrect."/>
             <wp:cNvGraphicFramePr>
               <a:graphicFrameLocks xmlns:a="http://schemas.openxmlformats.org/drawingml/2006/main" noChangeAspect="1"/>
             </wp:cNvGraphicFramePr>
@@ -734,7 +685,7 @@
               <a:graphicData uri="http://schemas.openxmlformats.org/drawingml/2006/picture">
                 <pic:pic xmlns:pic="http://schemas.openxmlformats.org/drawingml/2006/picture">
                   <pic:nvPicPr>
-                    <pic:cNvPr id="659077338" name="Picture 1" descr="A screenshot of a computer&#10;&#10;AI-generated content may be incorrect."/>
+                    <pic:cNvPr id="1538212365" name="Picture 1" descr="A screenshot of a computer&#10;&#10;AI-generated content may be incorrect."/>
                     <pic:cNvPicPr/>
                   </pic:nvPicPr>
                   <pic:blipFill>
@@ -761,6 +712,55 @@
     </w:p>
     <w:p>
       <w:r>
+        <w:t>Bước 9: Chọn tên của các nhiệm vụ có ID từ 6 đến 8.</w:t>
+      </w:r>
+    </w:p>
+    <w:p>
+      <w:r>
+        <w:t>Bước 10: Trên tab Task, trong nhóm lệnh Schedule, kích Link the Selected Tasks</w:t>
+      </w:r>
+    </w:p>
+    <w:p>
+      <w:r>
+        <w:drawing>
+          <wp:inline distT="0" distB="0" distL="0" distR="0" wp14:anchorId="36A619E2" wp14:editId="4A57927C">
+            <wp:extent cx="5731510" cy="3222625"/>
+            <wp:effectExtent l="0" t="0" r="2540" b="0"/>
+            <wp:docPr id="659077338" name="Picture 1" descr="A screenshot of a computer&#10;&#10;AI-generated content may be incorrect."/>
+            <wp:cNvGraphicFramePr>
+              <a:graphicFrameLocks xmlns:a="http://schemas.openxmlformats.org/drawingml/2006/main" noChangeAspect="1"/>
+            </wp:cNvGraphicFramePr>
+            <a:graphic xmlns:a="http://schemas.openxmlformats.org/drawingml/2006/main">
+              <a:graphicData uri="http://schemas.openxmlformats.org/drawingml/2006/picture">
+                <pic:pic xmlns:pic="http://schemas.openxmlformats.org/drawingml/2006/picture">
+                  <pic:nvPicPr>
+                    <pic:cNvPr id="659077338" name="Picture 1" descr="A screenshot of a computer&#10;&#10;AI-generated content may be incorrect."/>
+                    <pic:cNvPicPr/>
+                  </pic:nvPicPr>
+                  <pic:blipFill>
+                    <a:blip r:embed="rId16"/>
+                    <a:stretch>
+                      <a:fillRect/>
+                    </a:stretch>
+                  </pic:blipFill>
+                  <pic:spPr>
+                    <a:xfrm>
+                      <a:off x="0" y="0"/>
+                      <a:ext cx="5731510" cy="3222625"/>
+                    </a:xfrm>
+                    <a:prstGeom prst="rect">
+                      <a:avLst/>
+                    </a:prstGeom>
+                  </pic:spPr>
+                </pic:pic>
+              </a:graphicData>
+            </a:graphic>
+          </wp:inline>
+        </w:drawing>
+      </w:r>
+    </w:p>
+    <w:p>
+      <w:r>
         <w:t>Bước 11: Trong phần biểu đồ của khung nhìn Gantt Chart, di chuyển con trỏ chuột tới</w:t>
       </w:r>
     </w:p>
@@ -772,6 +772,1154 @@
     <w:p>
       <w:r>
         <w:t>trái chuột) và kéo xuống vị trí thanh bar Gantt của nhiệm vụ khái quát 5- Public Launch Phase.</w:t>
+      </w:r>
+    </w:p>
+    <w:p>
+      <w:r>
+        <w:lastRenderedPageBreak/>
+        <w:drawing>
+          <wp:inline distT="0" distB="0" distL="0" distR="0" wp14:anchorId="18B7B6C6" wp14:editId="06FC79B7">
+            <wp:extent cx="5731510" cy="2515870"/>
+            <wp:effectExtent l="0" t="0" r="2540" b="0"/>
+            <wp:docPr id="2024458081" name="Picture 1" descr="A screenshot of a computer&#10;&#10;AI-generated content may be incorrect."/>
+            <wp:cNvGraphicFramePr>
+              <a:graphicFrameLocks xmlns:a="http://schemas.openxmlformats.org/drawingml/2006/main" noChangeAspect="1"/>
+            </wp:cNvGraphicFramePr>
+            <a:graphic xmlns:a="http://schemas.openxmlformats.org/drawingml/2006/main">
+              <a:graphicData uri="http://schemas.openxmlformats.org/drawingml/2006/picture">
+                <pic:pic xmlns:pic="http://schemas.openxmlformats.org/drawingml/2006/picture">
+                  <pic:nvPicPr>
+                    <pic:cNvPr id="2024458081" name="Picture 1" descr="A screenshot of a computer&#10;&#10;AI-generated content may be incorrect."/>
+                    <pic:cNvPicPr/>
+                  </pic:nvPicPr>
+                  <pic:blipFill>
+                    <a:blip r:embed="rId17"/>
+                    <a:stretch>
+                      <a:fillRect/>
+                    </a:stretch>
+                  </pic:blipFill>
+                  <pic:spPr>
+                    <a:xfrm>
+                      <a:off x="0" y="0"/>
+                      <a:ext cx="5731510" cy="2515870"/>
+                    </a:xfrm>
+                    <a:prstGeom prst="rect">
+                      <a:avLst/>
+                    </a:prstGeom>
+                  </pic:spPr>
+                </pic:pic>
+              </a:graphicData>
+            </a:graphic>
+          </wp:inline>
+        </w:drawing>
+      </w:r>
+    </w:p>
+    <w:p>
+      <w:pPr>
+        <w:rPr>
+          <w:lang w:eastAsia="zh-CN" w:bidi="hi-IN"/>
+        </w:rPr>
+      </w:pPr>
+      <w:r>
+        <w:rPr>
+          <w:lang w:eastAsia="zh-CN" w:bidi="hi-IN"/>
+        </w:rPr>
+        <w:t>Bước 13: Trong trường dữ liệu Duration của nhiệm vụ 3, gõ 2w và sau đó nhấn Enter.</w:t>
+      </w:r>
+    </w:p>
+    <w:p>
+      <w:pPr>
+        <w:rPr>
+          <w:lang w:eastAsia="zh-CN" w:bidi="hi-IN"/>
+        </w:rPr>
+      </w:pPr>
+      <w:r>
+        <w:rPr>
+          <w:noProof/>
+          <w:lang w:eastAsia="zh-CN" w:bidi="hi-IN"/>
+        </w:rPr>
+        <w:drawing>
+          <wp:inline distT="0" distB="0" distL="0" distR="0" wp14:anchorId="299CF077" wp14:editId="462066C6">
+            <wp:extent cx="5760720" cy="2845435"/>
+            <wp:effectExtent l="0" t="0" r="0" b="0"/>
+            <wp:docPr id="608582557" name="Picture 1" descr="A screenshot of a computer&#10;&#10;AI-generated content may be incorrect."/>
+            <wp:cNvGraphicFramePr>
+              <a:graphicFrameLocks xmlns:a="http://schemas.openxmlformats.org/drawingml/2006/main" noChangeAspect="1"/>
+            </wp:cNvGraphicFramePr>
+            <a:graphic xmlns:a="http://schemas.openxmlformats.org/drawingml/2006/main">
+              <a:graphicData uri="http://schemas.openxmlformats.org/drawingml/2006/picture">
+                <pic:pic xmlns:pic="http://schemas.openxmlformats.org/drawingml/2006/picture">
+                  <pic:nvPicPr>
+                    <pic:cNvPr id="608582557" name="Picture 1" descr="A screenshot of a computer&#10;&#10;AI-generated content may be incorrect."/>
+                    <pic:cNvPicPr/>
+                  </pic:nvPicPr>
+                  <pic:blipFill>
+                    <a:blip r:embed="rId18"/>
+                    <a:stretch>
+                      <a:fillRect/>
+                    </a:stretch>
+                  </pic:blipFill>
+                  <pic:spPr>
+                    <a:xfrm>
+                      <a:off x="0" y="0"/>
+                      <a:ext cx="5760720" cy="2845435"/>
+                    </a:xfrm>
+                    <a:prstGeom prst="rect">
+                      <a:avLst/>
+                    </a:prstGeom>
+                  </pic:spPr>
+                </pic:pic>
+              </a:graphicData>
+            </a:graphic>
+          </wp:inline>
+        </w:drawing>
+      </w:r>
+    </w:p>
+    <w:p>
+      <w:pPr>
+        <w:rPr>
+          <w:lang w:eastAsia="zh-CN" w:bidi="hi-IN"/>
+        </w:rPr>
+      </w:pPr>
+      <w:r>
+        <w:rPr>
+          <w:lang w:eastAsia="zh-CN" w:bidi="hi-IN"/>
+        </w:rPr>
+        <w:t>Bước 14: Chọn tên của nhiệm vụ 4.</w:t>
+      </w:r>
+    </w:p>
+    <w:p>
+      <w:pPr>
+        <w:rPr>
+          <w:lang w:eastAsia="zh-CN" w:bidi="hi-IN"/>
+        </w:rPr>
+      </w:pPr>
+      <w:r>
+        <w:rPr>
+          <w:lang w:eastAsia="zh-CN" w:bidi="hi-IN"/>
+        </w:rPr>
+        <w:t>Bước 15: Trên tab Task, tại nhóm lệnh Schedule, kích Respect Links</w:t>
+      </w:r>
+    </w:p>
+    <w:p>
+      <w:pPr>
+        <w:rPr>
+          <w:lang w:eastAsia="zh-CN" w:bidi="hi-IN"/>
+        </w:rPr>
+      </w:pPr>
+      <w:r>
+        <w:rPr>
+          <w:noProof/>
+          <w:lang w:eastAsia="zh-CN" w:bidi="hi-IN"/>
+        </w:rPr>
+        <w:lastRenderedPageBreak/>
+        <w:drawing>
+          <wp:inline distT="0" distB="0" distL="0" distR="0" wp14:anchorId="1A783FA8" wp14:editId="641391BE">
+            <wp:extent cx="5760720" cy="2772410"/>
+            <wp:effectExtent l="0" t="0" r="0" b="8890"/>
+            <wp:docPr id="1632383370" name="Picture 1" descr="A screenshot of a computer&#10;&#10;AI-generated content may be incorrect."/>
+            <wp:cNvGraphicFramePr>
+              <a:graphicFrameLocks xmlns:a="http://schemas.openxmlformats.org/drawingml/2006/main" noChangeAspect="1"/>
+            </wp:cNvGraphicFramePr>
+            <a:graphic xmlns:a="http://schemas.openxmlformats.org/drawingml/2006/main">
+              <a:graphicData uri="http://schemas.openxmlformats.org/drawingml/2006/picture">
+                <pic:pic xmlns:pic="http://schemas.openxmlformats.org/drawingml/2006/picture">
+                  <pic:nvPicPr>
+                    <pic:cNvPr id="1632383370" name="Picture 1" descr="A screenshot of a computer&#10;&#10;AI-generated content may be incorrect."/>
+                    <pic:cNvPicPr/>
+                  </pic:nvPicPr>
+                  <pic:blipFill>
+                    <a:blip r:embed="rId19"/>
+                    <a:stretch>
+                      <a:fillRect/>
+                    </a:stretch>
+                  </pic:blipFill>
+                  <pic:spPr>
+                    <a:xfrm>
+                      <a:off x="0" y="0"/>
+                      <a:ext cx="5760720" cy="2772410"/>
+                    </a:xfrm>
+                    <a:prstGeom prst="rect">
+                      <a:avLst/>
+                    </a:prstGeom>
+                  </pic:spPr>
+                </pic:pic>
+              </a:graphicData>
+            </a:graphic>
+          </wp:inline>
+        </w:drawing>
+      </w:r>
+    </w:p>
+    <w:p>
+      <w:r>
+        <w:t>Chuyển chế độ tiến độ của nhiệm vụ từ thủ công sang tự động</w:t>
+      </w:r>
+    </w:p>
+    <w:p>
+      <w:pPr>
+        <w:rPr>
+          <w:lang w:eastAsia="zh-CN" w:bidi="hi-IN"/>
+        </w:rPr>
+      </w:pPr>
+      <w:r>
+        <w:rPr>
+          <w:lang w:eastAsia="zh-CN" w:bidi="hi-IN"/>
+        </w:rPr>
+        <w:t>Bước 1: Chọn tên của các nhiệm vụ từ 2 tới 4.</w:t>
+      </w:r>
+    </w:p>
+    <w:p>
+      <w:pPr>
+        <w:rPr>
+          <w:lang w:eastAsia="zh-CN" w:bidi="hi-IN"/>
+        </w:rPr>
+      </w:pPr>
+      <w:r>
+        <w:rPr>
+          <w:lang w:eastAsia="zh-CN" w:bidi="hi-IN"/>
+        </w:rPr>
+        <w:t>Những nhiệm vụ này hiện đang được thiết lập ở chế độ tiến độ thủ công, được biểu thị là</w:t>
+      </w:r>
+    </w:p>
+    <w:p>
+      <w:pPr>
+        <w:rPr>
+          <w:lang w:eastAsia="zh-CN" w:bidi="hi-IN"/>
+        </w:rPr>
+      </w:pPr>
+      <w:r>
+        <w:rPr>
+          <w:lang w:eastAsia="zh-CN" w:bidi="hi-IN"/>
+        </w:rPr>
+        <w:t>biểu tượng cái đinh ghim trong cột Task Mode.</w:t>
+      </w:r>
+    </w:p>
+    <w:p>
+      <w:pPr>
+        <w:rPr>
+          <w:lang w:eastAsia="zh-CN" w:bidi="hi-IN"/>
+        </w:rPr>
+      </w:pPr>
+    </w:p>
+    <w:p>
+      <w:pPr>
+        <w:rPr>
+          <w:lang w:eastAsia="zh-CN" w:bidi="hi-IN"/>
+        </w:rPr>
+      </w:pPr>
+      <w:r>
+        <w:rPr>
+          <w:lang w:eastAsia="zh-CN" w:bidi="hi-IN"/>
+        </w:rPr>
+        <w:t>Bước 2: Trên tab Task, tại nhóm lệnh Tasks, kích Auto Schedule .</w:t>
+      </w:r>
+    </w:p>
+    <w:p>
+      <w:pPr>
+        <w:rPr>
+          <w:lang w:eastAsia="zh-CN" w:bidi="hi-IN"/>
+        </w:rPr>
+      </w:pPr>
+      <w:r>
+        <w:rPr>
+          <w:lang w:eastAsia="zh-CN" w:bidi="hi-IN"/>
+        </w:rPr>
+        <w:t>Project sẽ chuyển các nhiệm vụ này sang chế độ tiến độ tự động.</w:t>
+      </w:r>
+    </w:p>
+    <w:p>
+      <w:pPr>
+        <w:rPr>
+          <w:lang w:eastAsia="zh-CN" w:bidi="hi-IN"/>
+        </w:rPr>
+      </w:pPr>
+      <w:r>
+        <w:rPr>
+          <w:noProof/>
+          <w:lang w:eastAsia="zh-CN" w:bidi="hi-IN"/>
+        </w:rPr>
+        <w:drawing>
+          <wp:inline distT="0" distB="0" distL="0" distR="0" wp14:anchorId="28BB70A1" wp14:editId="5DCB21BB">
+            <wp:extent cx="5760720" cy="2705735"/>
+            <wp:effectExtent l="0" t="0" r="0" b="0"/>
+            <wp:docPr id="448040609" name="Picture 1" descr="A screenshot of a computer&#10;&#10;AI-generated content may be incorrect."/>
+            <wp:cNvGraphicFramePr>
+              <a:graphicFrameLocks xmlns:a="http://schemas.openxmlformats.org/drawingml/2006/main" noChangeAspect="1"/>
+            </wp:cNvGraphicFramePr>
+            <a:graphic xmlns:a="http://schemas.openxmlformats.org/drawingml/2006/main">
+              <a:graphicData uri="http://schemas.openxmlformats.org/drawingml/2006/picture">
+                <pic:pic xmlns:pic="http://schemas.openxmlformats.org/drawingml/2006/picture">
+                  <pic:nvPicPr>
+                    <pic:cNvPr id="448040609" name="Picture 1" descr="A screenshot of a computer&#10;&#10;AI-generated content may be incorrect."/>
+                    <pic:cNvPicPr/>
+                  </pic:nvPicPr>
+                  <pic:blipFill>
+                    <a:blip r:embed="rId20"/>
+                    <a:stretch>
+                      <a:fillRect/>
+                    </a:stretch>
+                  </pic:blipFill>
+                  <pic:spPr>
+                    <a:xfrm>
+                      <a:off x="0" y="0"/>
+                      <a:ext cx="5760720" cy="2705735"/>
+                    </a:xfrm>
+                    <a:prstGeom prst="rect">
+                      <a:avLst/>
+                    </a:prstGeom>
+                  </pic:spPr>
+                </pic:pic>
+              </a:graphicData>
+            </a:graphic>
+          </wp:inline>
+        </w:drawing>
+      </w:r>
+    </w:p>
+    <w:p>
+      <w:r>
+        <w:rPr>
+          <w:lang w:eastAsia="zh-CN" w:bidi="hi-IN"/>
+        </w:rPr>
+        <w:t>Bước 3: Kích vào trường dữ liệu thuộc cột có nhãn Task Mode của nhiệm vụ 6 và sau đó</w:t>
+      </w:r>
+      <w:r>
+        <w:t xml:space="preserve"> </w:t>
+      </w:r>
+      <w:r>
+        <w:rPr>
+          <w:lang w:eastAsia="zh-CN" w:bidi="hi-IN"/>
+        </w:rPr>
+        <w:t>nhấp vào mũi tên mầu đen xuất hiện ở bên phải ô.</w:t>
+      </w:r>
+      <w:r>
+        <w:t xml:space="preserve"> </w:t>
+      </w:r>
+    </w:p>
+    <w:p>
+      <w:pPr>
+        <w:rPr>
+          <w:lang w:eastAsia="zh-CN" w:bidi="hi-IN"/>
+        </w:rPr>
+      </w:pPr>
+      <w:r>
+        <w:rPr>
+          <w:lang w:eastAsia="zh-CN" w:bidi="hi-IN"/>
+        </w:rPr>
+        <w:t>Bước 4: Trong danh sách hiện ra, kích chọn Auto Scheduled.</w:t>
+      </w:r>
+    </w:p>
+    <w:p>
+      <w:pPr>
+        <w:rPr>
+          <w:lang w:eastAsia="zh-CN" w:bidi="hi-IN"/>
+        </w:rPr>
+      </w:pPr>
+      <w:r>
+        <w:rPr>
+          <w:lang w:eastAsia="zh-CN" w:bidi="hi-IN"/>
+        </w:rPr>
+        <w:t>Bước 5: Chọn tên của nhiệm vụ 7 và 8.</w:t>
+      </w:r>
+    </w:p>
+    <w:p>
+      <w:pPr>
+        <w:rPr>
+          <w:lang w:eastAsia="zh-CN" w:bidi="hi-IN"/>
+        </w:rPr>
+      </w:pPr>
+      <w:r>
+        <w:rPr>
+          <w:lang w:eastAsia="zh-CN" w:bidi="hi-IN"/>
+        </w:rPr>
+        <w:t>Bước 6: Trên tab Task, tại nhóm lệnh Tasks, kích Auto Schedule.</w:t>
+      </w:r>
+    </w:p>
+    <w:p>
+      <w:pPr>
+        <w:rPr>
+          <w:lang w:eastAsia="zh-CN" w:bidi="hi-IN"/>
+        </w:rPr>
+      </w:pPr>
+      <w:r>
+        <w:rPr>
+          <w:noProof/>
+          <w:lang w:eastAsia="zh-CN" w:bidi="hi-IN"/>
+        </w:rPr>
+        <w:lastRenderedPageBreak/>
+        <w:drawing>
+          <wp:inline distT="0" distB="0" distL="0" distR="0" wp14:anchorId="61654B5A" wp14:editId="54D9D880">
+            <wp:extent cx="5760720" cy="2915285"/>
+            <wp:effectExtent l="0" t="0" r="0" b="0"/>
+            <wp:docPr id="2105077077" name="Picture 1" descr="A screenshot of a computer&#10;&#10;AI-generated content may be incorrect."/>
+            <wp:cNvGraphicFramePr>
+              <a:graphicFrameLocks xmlns:a="http://schemas.openxmlformats.org/drawingml/2006/main" noChangeAspect="1"/>
+            </wp:cNvGraphicFramePr>
+            <a:graphic xmlns:a="http://schemas.openxmlformats.org/drawingml/2006/main">
+              <a:graphicData uri="http://schemas.openxmlformats.org/drawingml/2006/picture">
+                <pic:pic xmlns:pic="http://schemas.openxmlformats.org/drawingml/2006/picture">
+                  <pic:nvPicPr>
+                    <pic:cNvPr id="2105077077" name="Picture 1" descr="A screenshot of a computer&#10;&#10;AI-generated content may be incorrect."/>
+                    <pic:cNvPicPr/>
+                  </pic:nvPicPr>
+                  <pic:blipFill>
+                    <a:blip r:embed="rId21"/>
+                    <a:stretch>
+                      <a:fillRect/>
+                    </a:stretch>
+                  </pic:blipFill>
+                  <pic:spPr>
+                    <a:xfrm>
+                      <a:off x="0" y="0"/>
+                      <a:ext cx="5760720" cy="2915285"/>
+                    </a:xfrm>
+                    <a:prstGeom prst="rect">
+                      <a:avLst/>
+                    </a:prstGeom>
+                  </pic:spPr>
+                </pic:pic>
+              </a:graphicData>
+            </a:graphic>
+          </wp:inline>
+        </w:drawing>
+      </w:r>
+    </w:p>
+    <w:p>
+      <w:pPr>
+        <w:rPr>
+          <w:lang w:eastAsia="zh-CN" w:bidi="hi-IN"/>
+        </w:rPr>
+      </w:pPr>
+      <w:r>
+        <w:rPr>
+          <w:lang w:eastAsia="zh-CN" w:bidi="hi-IN"/>
+        </w:rPr>
+        <w:t>Bước 7: Trên tab Task, trong nhóm lệnh Tasks, kích Schedule Mode ( kích vào biểu</w:t>
+      </w:r>
+    </w:p>
+    <w:p>
+      <w:pPr>
+        <w:rPr>
+          <w:lang w:eastAsia="zh-CN" w:bidi="hi-IN"/>
+        </w:rPr>
+      </w:pPr>
+      <w:r>
+        <w:rPr>
+          <w:lang w:eastAsia="zh-CN" w:bidi="hi-IN"/>
+        </w:rPr>
+        <w:t>tượng đầu mũi tên nhỏ màu đen) và sau đó chọn Auto Schedule.</w:t>
+      </w:r>
+    </w:p>
+    <w:p>
+      <w:pPr>
+        <w:rPr>
+          <w:lang w:eastAsia="zh-CN" w:bidi="hi-IN"/>
+        </w:rPr>
+      </w:pPr>
+      <w:r>
+        <w:rPr>
+          <w:noProof/>
+          <w:lang w:eastAsia="zh-CN" w:bidi="hi-IN"/>
+        </w:rPr>
+        <w:drawing>
+          <wp:inline distT="0" distB="0" distL="0" distR="0" wp14:anchorId="121B5D6B" wp14:editId="445390F9">
+            <wp:extent cx="5760720" cy="2261870"/>
+            <wp:effectExtent l="0" t="0" r="0" b="5080"/>
+            <wp:docPr id="96389755" name="Picture 1" descr="A screenshot of a computer&#10;&#10;AI-generated content may be incorrect."/>
+            <wp:cNvGraphicFramePr>
+              <a:graphicFrameLocks xmlns:a="http://schemas.openxmlformats.org/drawingml/2006/main" noChangeAspect="1"/>
+            </wp:cNvGraphicFramePr>
+            <a:graphic xmlns:a="http://schemas.openxmlformats.org/drawingml/2006/main">
+              <a:graphicData uri="http://schemas.openxmlformats.org/drawingml/2006/picture">
+                <pic:pic xmlns:pic="http://schemas.openxmlformats.org/drawingml/2006/picture">
+                  <pic:nvPicPr>
+                    <pic:cNvPr id="96389755" name="Picture 1" descr="A screenshot of a computer&#10;&#10;AI-generated content may be incorrect."/>
+                    <pic:cNvPicPr/>
+                  </pic:nvPicPr>
+                  <pic:blipFill>
+                    <a:blip r:embed="rId22"/>
+                    <a:stretch>
+                      <a:fillRect/>
+                    </a:stretch>
+                  </pic:blipFill>
+                  <pic:spPr>
+                    <a:xfrm>
+                      <a:off x="0" y="0"/>
+                      <a:ext cx="5760720" cy="2261870"/>
+                    </a:xfrm>
+                    <a:prstGeom prst="rect">
+                      <a:avLst/>
+                    </a:prstGeom>
+                  </pic:spPr>
+                </pic:pic>
+              </a:graphicData>
+            </a:graphic>
+          </wp:inline>
+        </w:drawing>
+      </w:r>
+    </w:p>
+    <w:p>
+      <w:pPr>
+        <w:rPr>
+          <w:lang w:eastAsia="zh-CN" w:bidi="hi-IN"/>
+        </w:rPr>
+      </w:pPr>
+      <w:r>
+        <w:rPr>
+          <w:lang w:eastAsia="zh-CN" w:bidi="hi-IN"/>
+        </w:rPr>
+        <w:t>Bước 8 :Trong trường dữ liệu thuộc cột có nhãn Task Name bên dưới nhiệm vụ có ID là</w:t>
+      </w:r>
+    </w:p>
+    <w:p>
+      <w:pPr>
+        <w:rPr>
+          <w:lang w:eastAsia="zh-CN" w:bidi="hi-IN"/>
+        </w:rPr>
+      </w:pPr>
+      <w:r>
+        <w:rPr>
+          <w:lang w:eastAsia="zh-CN" w:bidi="hi-IN"/>
+        </w:rPr>
+        <w:t>8, gõ Launch social media programs for book và sau đó nhấn Enter.</w:t>
+      </w:r>
+    </w:p>
+    <w:p>
+      <w:pPr>
+        <w:rPr>
+          <w:lang w:eastAsia="zh-CN" w:bidi="hi-IN"/>
+        </w:rPr>
+      </w:pPr>
+      <w:r>
+        <w:rPr>
+          <w:lang w:eastAsia="zh-CN" w:bidi="hi-IN"/>
+        </w:rPr>
+        <w:t>Bước 9: Chọn tên của nhiệm vụ có ID là 8 và 9 .</w:t>
+      </w:r>
+    </w:p>
+    <w:p>
+      <w:pPr>
+        <w:rPr>
+          <w:lang w:eastAsia="zh-CN" w:bidi="hi-IN"/>
+        </w:rPr>
+      </w:pPr>
+      <w:r>
+        <w:rPr>
+          <w:lang w:eastAsia="zh-CN" w:bidi="hi-IN"/>
+        </w:rPr>
+        <w:t>Bước 10: Trên tab Task, tại nhóm lệnh Schedule, kích Link the selected tasks.</w:t>
+      </w:r>
+    </w:p>
+    <w:p>
+      <w:pPr>
+        <w:rPr>
+          <w:lang w:eastAsia="zh-CN" w:bidi="hi-IN"/>
+        </w:rPr>
+      </w:pPr>
+      <w:r>
+        <w:rPr>
+          <w:noProof/>
+          <w:lang w:eastAsia="zh-CN" w:bidi="hi-IN"/>
+        </w:rPr>
+        <w:lastRenderedPageBreak/>
+        <w:drawing>
+          <wp:inline distT="0" distB="0" distL="0" distR="0" wp14:anchorId="093AFA9E" wp14:editId="54ED7E91">
+            <wp:extent cx="5760720" cy="2313940"/>
+            <wp:effectExtent l="0" t="0" r="0" b="0"/>
+            <wp:docPr id="1026490510" name="Picture 1" descr="A screenshot of a computer&#10;&#10;AI-generated content may be incorrect."/>
+            <wp:cNvGraphicFramePr>
+              <a:graphicFrameLocks xmlns:a="http://schemas.openxmlformats.org/drawingml/2006/main" noChangeAspect="1"/>
+            </wp:cNvGraphicFramePr>
+            <a:graphic xmlns:a="http://schemas.openxmlformats.org/drawingml/2006/main">
+              <a:graphicData uri="http://schemas.openxmlformats.org/drawingml/2006/picture">
+                <pic:pic xmlns:pic="http://schemas.openxmlformats.org/drawingml/2006/picture">
+                  <pic:nvPicPr>
+                    <pic:cNvPr id="1026490510" name="Picture 1" descr="A screenshot of a computer&#10;&#10;AI-generated content may be incorrect."/>
+                    <pic:cNvPicPr/>
+                  </pic:nvPicPr>
+                  <pic:blipFill>
+                    <a:blip r:embed="rId23"/>
+                    <a:stretch>
+                      <a:fillRect/>
+                    </a:stretch>
+                  </pic:blipFill>
+                  <pic:spPr>
+                    <a:xfrm>
+                      <a:off x="0" y="0"/>
+                      <a:ext cx="5760720" cy="2313940"/>
+                    </a:xfrm>
+                    <a:prstGeom prst="rect">
+                      <a:avLst/>
+                    </a:prstGeom>
+                  </pic:spPr>
+                </pic:pic>
+              </a:graphicData>
+            </a:graphic>
+          </wp:inline>
+        </w:drawing>
+      </w:r>
+    </w:p>
+    <w:p>
+      <w:r>
+        <w:t>Kiểm tra thời hạn thực hiện và ngày kết thúc của kế hoạch</w:t>
+      </w:r>
+    </w:p>
+    <w:p>
+      <w:pPr>
+        <w:rPr>
+          <w:lang w:eastAsia="zh-CN" w:bidi="hi-IN"/>
+        </w:rPr>
+      </w:pPr>
+      <w:r>
+        <w:rPr>
+          <w:lang w:eastAsia="zh-CN" w:bidi="hi-IN"/>
+        </w:rPr>
+        <w:t>Bước 1: Trong khung nhìn Timeline ở phía trên khung nhìn Gantt Chart, chú ý tới ngày bắt</w:t>
+      </w:r>
+    </w:p>
+    <w:p>
+      <w:pPr>
+        <w:rPr>
+          <w:lang w:eastAsia="zh-CN" w:bidi="hi-IN"/>
+        </w:rPr>
+      </w:pPr>
+      <w:r>
+        <w:rPr>
+          <w:lang w:eastAsia="zh-CN" w:bidi="hi-IN"/>
+        </w:rPr>
+        <w:t>đầu và kết thúc hiện tại của kế hoạch này.</w:t>
+      </w:r>
+    </w:p>
+    <w:p>
+      <w:pPr>
+        <w:rPr>
+          <w:lang w:eastAsia="zh-CN" w:bidi="hi-IN"/>
+        </w:rPr>
+      </w:pPr>
+      <w:r>
+        <w:rPr>
+          <w:noProof/>
+          <w:lang w:eastAsia="zh-CN" w:bidi="hi-IN"/>
+        </w:rPr>
+        <w:drawing>
+          <wp:inline distT="0" distB="0" distL="0" distR="0" wp14:anchorId="2C0CFDFD" wp14:editId="361D5FE9">
+            <wp:extent cx="5760720" cy="798195"/>
+            <wp:effectExtent l="0" t="0" r="0" b="1905"/>
+            <wp:docPr id="347149255" name="Picture 1" descr="A close-up of a computer screen&#10;&#10;AI-generated content may be incorrect."/>
+            <wp:cNvGraphicFramePr>
+              <a:graphicFrameLocks xmlns:a="http://schemas.openxmlformats.org/drawingml/2006/main" noChangeAspect="1"/>
+            </wp:cNvGraphicFramePr>
+            <a:graphic xmlns:a="http://schemas.openxmlformats.org/drawingml/2006/main">
+              <a:graphicData uri="http://schemas.openxmlformats.org/drawingml/2006/picture">
+                <pic:pic xmlns:pic="http://schemas.openxmlformats.org/drawingml/2006/picture">
+                  <pic:nvPicPr>
+                    <pic:cNvPr id="347149255" name="Picture 1" descr="A close-up of a computer screen&#10;&#10;AI-generated content may be incorrect."/>
+                    <pic:cNvPicPr/>
+                  </pic:nvPicPr>
+                  <pic:blipFill>
+                    <a:blip r:embed="rId24"/>
+                    <a:stretch>
+                      <a:fillRect/>
+                    </a:stretch>
+                  </pic:blipFill>
+                  <pic:spPr>
+                    <a:xfrm>
+                      <a:off x="0" y="0"/>
+                      <a:ext cx="5760720" cy="798195"/>
+                    </a:xfrm>
+                    <a:prstGeom prst="rect">
+                      <a:avLst/>
+                    </a:prstGeom>
+                  </pic:spPr>
+                </pic:pic>
+              </a:graphicData>
+            </a:graphic>
+          </wp:inline>
+        </w:drawing>
+      </w:r>
+    </w:p>
+    <w:p>
+      <w:pPr>
+        <w:rPr>
+          <w:lang w:eastAsia="zh-CN" w:bidi="hi-IN"/>
+        </w:rPr>
+      </w:pPr>
+      <w:r>
+        <w:rPr>
+          <w:lang w:eastAsia="zh-CN" w:bidi="hi-IN"/>
+        </w:rPr>
+        <w:t>Bước 2: Trên tab Project, trong nhóm lệnh Properties, kích Project Information.</w:t>
+      </w:r>
+    </w:p>
+    <w:p>
+      <w:pPr>
+        <w:rPr>
+          <w:lang w:eastAsia="zh-CN" w:bidi="hi-IN"/>
+        </w:rPr>
+      </w:pPr>
+      <w:r>
+        <w:rPr>
+          <w:lang w:eastAsia="zh-CN" w:bidi="hi-IN"/>
+        </w:rPr>
+        <w:t>Bước 3: Trong hộp thoại Project Information kích Stalistics...</w:t>
+      </w:r>
+    </w:p>
+    <w:p>
+      <w:pPr>
+        <w:rPr>
+          <w:lang w:eastAsia="zh-CN" w:bidi="hi-IN"/>
+        </w:rPr>
+      </w:pPr>
+      <w:r>
+        <w:rPr>
+          <w:noProof/>
+          <w:lang w:eastAsia="zh-CN" w:bidi="hi-IN"/>
+        </w:rPr>
+        <w:drawing>
+          <wp:inline distT="0" distB="0" distL="0" distR="0" wp14:anchorId="75E12F69" wp14:editId="1FF54251">
+            <wp:extent cx="5760720" cy="2912110"/>
+            <wp:effectExtent l="0" t="0" r="0" b="2540"/>
+            <wp:docPr id="1480534012" name="Picture 1" descr="A screenshot of a computer&#10;&#10;AI-generated content may be incorrect."/>
+            <wp:cNvGraphicFramePr>
+              <a:graphicFrameLocks xmlns:a="http://schemas.openxmlformats.org/drawingml/2006/main" noChangeAspect="1"/>
+            </wp:cNvGraphicFramePr>
+            <a:graphic xmlns:a="http://schemas.openxmlformats.org/drawingml/2006/main">
+              <a:graphicData uri="http://schemas.openxmlformats.org/drawingml/2006/picture">
+                <pic:pic xmlns:pic="http://schemas.openxmlformats.org/drawingml/2006/picture">
+                  <pic:nvPicPr>
+                    <pic:cNvPr id="1480534012" name="Picture 1" descr="A screenshot of a computer&#10;&#10;AI-generated content may be incorrect."/>
+                    <pic:cNvPicPr/>
+                  </pic:nvPicPr>
+                  <pic:blipFill>
+                    <a:blip r:embed="rId25"/>
+                    <a:stretch>
+                      <a:fillRect/>
+                    </a:stretch>
+                  </pic:blipFill>
+                  <pic:spPr>
+                    <a:xfrm>
+                      <a:off x="0" y="0"/>
+                      <a:ext cx="5760720" cy="2912110"/>
+                    </a:xfrm>
+                    <a:prstGeom prst="rect">
+                      <a:avLst/>
+                    </a:prstGeom>
+                  </pic:spPr>
+                </pic:pic>
+              </a:graphicData>
+            </a:graphic>
+          </wp:inline>
+        </w:drawing>
+      </w:r>
+    </w:p>
+    <w:p>
+      <w:pPr>
+        <w:rPr>
+          <w:lang w:eastAsia="zh-CN" w:bidi="hi-IN"/>
+        </w:rPr>
+      </w:pPr>
+      <w:r>
+        <w:rPr>
+          <w:lang w:eastAsia="zh-CN" w:bidi="hi-IN"/>
+        </w:rPr>
+        <w:t>Bước 4: Kích Close để đóng hộp thoại Project Stalistics.</w:t>
+      </w:r>
+    </w:p>
+    <w:p>
+      <w:pPr>
+        <w:rPr>
+          <w:lang w:eastAsia="zh-CN" w:bidi="hi-IN"/>
+        </w:rPr>
+      </w:pPr>
+      <w:r>
+        <w:rPr>
+          <w:lang w:eastAsia="zh-CN" w:bidi="hi-IN"/>
+        </w:rPr>
+        <w:t>Tiếp theo bạn sẽ hiển thị nhiệm vụ tổng quát của dự án trong khung nhìn Gantt Chart.</w:t>
+      </w:r>
+    </w:p>
+    <w:p>
+      <w:pPr>
+        <w:rPr>
+          <w:lang w:eastAsia="zh-CN" w:bidi="hi-IN"/>
+        </w:rPr>
+      </w:pPr>
+      <w:r>
+        <w:rPr>
+          <w:lang w:eastAsia="zh-CN" w:bidi="hi-IN"/>
+        </w:rPr>
+        <w:t>Bước 5: Nhấn vào bất cứ nơi nào trong khung nhìn Gantt Chart.</w:t>
+      </w:r>
+    </w:p>
+    <w:p>
+      <w:pPr>
+        <w:rPr>
+          <w:lang w:eastAsia="zh-CN" w:bidi="hi-IN"/>
+        </w:rPr>
+      </w:pPr>
+      <w:r>
+        <w:rPr>
+          <w:lang w:eastAsia="zh-CN" w:bidi="hi-IN"/>
+        </w:rPr>
+        <w:t>Bước 6: Trên tab Format, trong nhóm lệnh Show/Hide, tích chọn vào hộp kiểm Project</w:t>
+      </w:r>
+    </w:p>
+    <w:p>
+      <w:pPr>
+        <w:rPr>
+          <w:lang w:eastAsia="zh-CN" w:bidi="hi-IN"/>
+        </w:rPr>
+      </w:pPr>
+      <w:r>
+        <w:rPr>
+          <w:lang w:eastAsia="zh-CN" w:bidi="hi-IN"/>
+        </w:rPr>
+        <w:lastRenderedPageBreak/>
+        <w:t>Summary Task.</w:t>
+      </w:r>
+    </w:p>
+    <w:p>
+      <w:pPr>
+        <w:rPr>
+          <w:lang w:eastAsia="zh-CN" w:bidi="hi-IN"/>
+        </w:rPr>
+      </w:pPr>
+      <w:r>
+        <w:rPr>
+          <w:noProof/>
+          <w:lang w:eastAsia="zh-CN" w:bidi="hi-IN"/>
+        </w:rPr>
+        <w:drawing>
+          <wp:inline distT="0" distB="0" distL="0" distR="0" wp14:anchorId="14FC51A4" wp14:editId="1EFDDAA5">
+            <wp:extent cx="5760720" cy="2981325"/>
+            <wp:effectExtent l="0" t="0" r="0" b="9525"/>
+            <wp:docPr id="619279615" name="Picture 1" descr="A screenshot of a computer&#10;&#10;AI-generated content may be incorrect."/>
+            <wp:cNvGraphicFramePr>
+              <a:graphicFrameLocks xmlns:a="http://schemas.openxmlformats.org/drawingml/2006/main" noChangeAspect="1"/>
+            </wp:cNvGraphicFramePr>
+            <a:graphic xmlns:a="http://schemas.openxmlformats.org/drawingml/2006/main">
+              <a:graphicData uri="http://schemas.openxmlformats.org/drawingml/2006/picture">
+                <pic:pic xmlns:pic="http://schemas.openxmlformats.org/drawingml/2006/picture">
+                  <pic:nvPicPr>
+                    <pic:cNvPr id="619279615" name="Picture 1" descr="A screenshot of a computer&#10;&#10;AI-generated content may be incorrect."/>
+                    <pic:cNvPicPr/>
+                  </pic:nvPicPr>
+                  <pic:blipFill>
+                    <a:blip r:embed="rId26"/>
+                    <a:stretch>
+                      <a:fillRect/>
+                    </a:stretch>
+                  </pic:blipFill>
+                  <pic:spPr>
+                    <a:xfrm>
+                      <a:off x="0" y="0"/>
+                      <a:ext cx="5760720" cy="2981325"/>
+                    </a:xfrm>
+                    <a:prstGeom prst="rect">
+                      <a:avLst/>
+                    </a:prstGeom>
+                  </pic:spPr>
+                </pic:pic>
+              </a:graphicData>
+            </a:graphic>
+          </wp:inline>
+        </w:drawing>
+      </w:r>
+    </w:p>
+    <w:p>
+      <w:r>
+        <w:t>Chú thích cho nhiệm vụ với ghi chú và siêu liên kết</w:t>
+      </w:r>
+    </w:p>
+    <w:p>
+      <w:pPr>
+        <w:rPr>
+          <w:lang w:eastAsia="zh-CN" w:bidi="hi-IN"/>
+        </w:rPr>
+      </w:pPr>
+      <w:r>
+        <w:rPr>
+          <w:lang w:eastAsia="zh-CN" w:bidi="hi-IN"/>
+        </w:rPr>
+        <w:t>Bước 1: Chọn tên của nhiệm vụ 6, Distribute advance copies.</w:t>
+      </w:r>
+    </w:p>
+    <w:p>
+      <w:pPr>
+        <w:rPr>
+          <w:lang w:eastAsia="zh-CN" w:bidi="hi-IN"/>
+        </w:rPr>
+      </w:pPr>
+      <w:r>
+        <w:rPr>
+          <w:lang w:eastAsia="zh-CN" w:bidi="hi-IN"/>
+        </w:rPr>
+        <w:t>Bước 2:. Trên tab Task, trong nhóm lệnh Properties, kích Notes.</w:t>
+      </w:r>
+    </w:p>
+    <w:p>
+      <w:pPr>
+        <w:rPr>
+          <w:lang w:eastAsia="zh-CN" w:bidi="hi-IN"/>
+        </w:rPr>
+      </w:pPr>
+      <w:r>
+        <w:rPr>
+          <w:lang w:eastAsia="zh-CN" w:bidi="hi-IN"/>
+        </w:rPr>
+        <w:t>Lưu ý: Bạn cũng có thể kích chuột phải vào tên nhiệm vụ và chọn Notes trên Shortcut menu</w:t>
+      </w:r>
+    </w:p>
+    <w:p>
+      <w:pPr>
+        <w:rPr>
+          <w:lang w:eastAsia="zh-CN" w:bidi="hi-IN"/>
+        </w:rPr>
+      </w:pPr>
+      <w:r>
+        <w:rPr>
+          <w:lang w:eastAsia="zh-CN" w:bidi="hi-IN"/>
+        </w:rPr>
+        <w:t>xuất hiện .</w:t>
+      </w:r>
+    </w:p>
+    <w:p>
+      <w:pPr>
+        <w:rPr>
+          <w:lang w:eastAsia="zh-CN" w:bidi="hi-IN"/>
+        </w:rPr>
+      </w:pPr>
+      <w:r>
+        <w:rPr>
+          <w:lang w:eastAsia="zh-CN" w:bidi="hi-IN"/>
+        </w:rPr>
+        <w:t>Project sẽ hiển thị hộp thoại Task Information cùng tab Notes đang được chọn.</w:t>
+      </w:r>
+    </w:p>
+    <w:p>
+      <w:pPr>
+        <w:rPr>
+          <w:lang w:eastAsia="zh-CN" w:bidi="hi-IN"/>
+        </w:rPr>
+      </w:pPr>
+      <w:r>
+        <w:rPr>
+          <w:lang w:eastAsia="zh-CN" w:bidi="hi-IN"/>
+        </w:rPr>
+        <w:t>Bước 3: Trong phần nhập dữ liệu có nhãn Notes, gõ Get recipient list from publicist.</w:t>
+      </w:r>
+    </w:p>
+    <w:p>
+      <w:pPr>
+        <w:rPr>
+          <w:lang w:eastAsia="zh-CN" w:bidi="hi-IN"/>
+        </w:rPr>
+      </w:pPr>
+      <w:r>
+        <w:rPr>
+          <w:noProof/>
+          <w:lang w:eastAsia="zh-CN" w:bidi="hi-IN"/>
+        </w:rPr>
+        <w:drawing>
+          <wp:inline distT="0" distB="0" distL="0" distR="0" wp14:anchorId="2FD2FCDB" wp14:editId="0BB9AEC8">
+            <wp:extent cx="5760720" cy="2763520"/>
+            <wp:effectExtent l="0" t="0" r="0" b="0"/>
+            <wp:docPr id="401274819" name="Picture 1" descr="A screenshot of a computer&#10;&#10;AI-generated content may be incorrect."/>
+            <wp:cNvGraphicFramePr>
+              <a:graphicFrameLocks xmlns:a="http://schemas.openxmlformats.org/drawingml/2006/main" noChangeAspect="1"/>
+            </wp:cNvGraphicFramePr>
+            <a:graphic xmlns:a="http://schemas.openxmlformats.org/drawingml/2006/main">
+              <a:graphicData uri="http://schemas.openxmlformats.org/drawingml/2006/picture">
+                <pic:pic xmlns:pic="http://schemas.openxmlformats.org/drawingml/2006/picture">
+                  <pic:nvPicPr>
+                    <pic:cNvPr id="401274819" name="Picture 1" descr="A screenshot of a computer&#10;&#10;AI-generated content may be incorrect."/>
+                    <pic:cNvPicPr/>
+                  </pic:nvPicPr>
+                  <pic:blipFill>
+                    <a:blip r:embed="rId27"/>
+                    <a:stretch>
+                      <a:fillRect/>
+                    </a:stretch>
+                  </pic:blipFill>
+                  <pic:spPr>
+                    <a:xfrm>
+                      <a:off x="0" y="0"/>
+                      <a:ext cx="5760720" cy="2763520"/>
+                    </a:xfrm>
+                    <a:prstGeom prst="rect">
+                      <a:avLst/>
+                    </a:prstGeom>
+                  </pic:spPr>
+                </pic:pic>
+              </a:graphicData>
+            </a:graphic>
+          </wp:inline>
+        </w:drawing>
+      </w:r>
+    </w:p>
+    <w:p>
+      <w:pPr>
+        <w:rPr>
+          <w:lang w:eastAsia="zh-CN" w:bidi="hi-IN"/>
+        </w:rPr>
+      </w:pPr>
+      <w:r>
+        <w:rPr>
+          <w:lang w:eastAsia="zh-CN" w:bidi="hi-IN"/>
+        </w:rPr>
+        <w:t>Bước 4: Kích OK.</w:t>
+      </w:r>
+    </w:p>
+    <w:p>
+      <w:pPr>
+        <w:rPr>
+          <w:lang w:eastAsia="zh-CN" w:bidi="hi-IN"/>
+        </w:rPr>
+      </w:pPr>
+      <w:r>
+        <w:rPr>
+          <w:lang w:eastAsia="zh-CN" w:bidi="hi-IN"/>
+        </w:rPr>
+        <w:t>Bước 5: Di chuyển con trỏ chuột tới biểu tượng ghi chú của nhiệm vụ 6.</w:t>
+      </w:r>
+    </w:p>
+    <w:p>
+      <w:pPr>
+        <w:rPr>
+          <w:lang w:eastAsia="zh-CN" w:bidi="hi-IN"/>
+        </w:rPr>
+      </w:pPr>
+      <w:r>
+        <w:rPr>
+          <w:lang w:eastAsia="zh-CN" w:bidi="hi-IN"/>
+        </w:rPr>
+        <w:lastRenderedPageBreak/>
+        <w:t>Bước 6: Di chuyển con trỏ chuột tới biểu tượng ghi chú của nhiệm vụ 0.</w:t>
+      </w:r>
+    </w:p>
+    <w:p>
+      <w:pPr>
+        <w:rPr>
+          <w:lang w:eastAsia="zh-CN" w:bidi="hi-IN"/>
+        </w:rPr>
+      </w:pPr>
+      <w:r>
+        <w:rPr>
+          <w:lang w:eastAsia="zh-CN" w:bidi="hi-IN"/>
+        </w:rPr>
+        <w:t>Bước 7: Kích chuột phải vào tên của nhiệm vụ 8, Launch public Web portal for book, và sau</w:t>
+      </w:r>
+    </w:p>
+    <w:p>
+      <w:pPr>
+        <w:rPr>
+          <w:lang w:eastAsia="zh-CN" w:bidi="hi-IN"/>
+        </w:rPr>
+      </w:pPr>
+      <w:r>
+        <w:rPr>
+          <w:lang w:eastAsia="zh-CN" w:bidi="hi-IN"/>
+        </w:rPr>
+        <w:t>đó chọn mục Hyperlink trong Shortcut menu xuất hiện.</w:t>
+      </w:r>
+    </w:p>
+    <w:p>
+      <w:pPr>
+        <w:rPr>
+          <w:lang w:eastAsia="zh-CN" w:bidi="hi-IN"/>
+        </w:rPr>
+      </w:pPr>
+      <w:r>
+        <w:rPr>
+          <w:lang w:eastAsia="zh-CN" w:bidi="hi-IN"/>
+        </w:rPr>
+        <w:t>Hộp thoại Insert Hyperlink sẽ xuất hiện</w:t>
+      </w:r>
+    </w:p>
+    <w:p>
+      <w:pPr>
+        <w:rPr>
+          <w:lang w:eastAsia="zh-CN" w:bidi="hi-IN"/>
+        </w:rPr>
+      </w:pPr>
+      <w:r>
+        <w:rPr>
+          <w:lang w:eastAsia="zh-CN" w:bidi="hi-IN"/>
+        </w:rPr>
+        <w:t>Bước 8: Trong hộp nhập có nhãn Text to display, gõ Add to spring catalog here.</w:t>
+      </w:r>
+    </w:p>
+    <w:p>
+      <w:pPr>
+        <w:rPr>
+          <w:lang w:eastAsia="zh-CN" w:bidi="hi-IN"/>
+        </w:rPr>
+      </w:pPr>
+      <w:r>
+        <w:rPr>
+          <w:lang w:eastAsia="zh-CN" w:bidi="hi-IN"/>
+        </w:rPr>
+        <w:t>Bước 9: Trong nhập có nhãn Address, gõ http://www.lucernepublishing.com/</w:t>
+      </w:r>
+    </w:p>
+    <w:p>
+      <w:pPr>
+        <w:rPr>
+          <w:lang w:eastAsia="zh-CN" w:bidi="hi-IN"/>
+        </w:rPr>
+      </w:pPr>
+      <w:r>
+        <w:rPr>
+          <w:lang w:eastAsia="zh-CN" w:bidi="hi-IN"/>
+        </w:rPr>
+        <w:t>Bước 10: Nhấn OK.</w:t>
+      </w:r>
+    </w:p>
+    <w:p>
+      <w:pPr>
+        <w:rPr>
+          <w:lang w:eastAsia="zh-CN" w:bidi="hi-IN"/>
+        </w:rPr>
+      </w:pPr>
+      <w:r>
+        <w:rPr>
+          <w:noProof/>
+          <w:lang w:eastAsia="zh-CN" w:bidi="hi-IN"/>
+        </w:rPr>
+        <w:drawing>
+          <wp:inline distT="0" distB="0" distL="0" distR="0" wp14:anchorId="150B89C6" wp14:editId="6D72E307">
+            <wp:extent cx="5760720" cy="3089910"/>
+            <wp:effectExtent l="0" t="0" r="0" b="0"/>
+            <wp:docPr id="1145929437" name="Picture 1" descr="A screenshot of a computer&#10;&#10;AI-generated content may be incorrect."/>
+            <wp:cNvGraphicFramePr>
+              <a:graphicFrameLocks xmlns:a="http://schemas.openxmlformats.org/drawingml/2006/main" noChangeAspect="1"/>
+            </wp:cNvGraphicFramePr>
+            <a:graphic xmlns:a="http://schemas.openxmlformats.org/drawingml/2006/main">
+              <a:graphicData uri="http://schemas.openxmlformats.org/drawingml/2006/picture">
+                <pic:pic xmlns:pic="http://schemas.openxmlformats.org/drawingml/2006/picture">
+                  <pic:nvPicPr>
+                    <pic:cNvPr id="1145929437" name="Picture 1" descr="A screenshot of a computer&#10;&#10;AI-generated content may be incorrect."/>
+                    <pic:cNvPicPr/>
+                  </pic:nvPicPr>
+                  <pic:blipFill>
+                    <a:blip r:embed="rId28"/>
+                    <a:stretch>
+                      <a:fillRect/>
+                    </a:stretch>
+                  </pic:blipFill>
+                  <pic:spPr>
+                    <a:xfrm>
+                      <a:off x="0" y="0"/>
+                      <a:ext cx="5760720" cy="3089910"/>
+                    </a:xfrm>
+                    <a:prstGeom prst="rect">
+                      <a:avLst/>
+                    </a:prstGeom>
+                  </pic:spPr>
+                </pic:pic>
+              </a:graphicData>
+            </a:graphic>
+          </wp:inline>
+        </w:drawing>
       </w:r>
     </w:p>
     <w:p/>
@@ -807,7 +1955,7 @@
   <w:latentStyles w:defLockedState="0" w:defUIPriority="99" w:defSemiHidden="0" w:defUnhideWhenUsed="0" w:defQFormat="0" w:count="376">
     <w:lsdException w:name="Normal" w:uiPriority="0" w:qFormat="1"/>
     <w:lsdException w:name="heading 1" w:uiPriority="9" w:qFormat="1"/>
-    <w:lsdException w:name="heading 2" w:semiHidden="1" w:uiPriority="9" w:unhideWhenUsed="1" w:qFormat="1"/>
+    <w:lsdException w:name="heading 2" w:semiHidden="1" w:uiPriority="0" w:unhideWhenUsed="1" w:qFormat="1"/>
     <w:lsdException w:name="heading 3" w:semiHidden="1" w:uiPriority="9" w:unhideWhenUsed="1" w:qFormat="1"/>
     <w:lsdException w:name="heading 4" w:semiHidden="1" w:uiPriority="9" w:unhideWhenUsed="1" w:qFormat="1"/>
     <w:lsdException w:name="heading 5" w:semiHidden="1" w:uiPriority="9" w:unhideWhenUsed="1" w:qFormat="1"/>
@@ -1213,8 +2361,6 @@
     <w:basedOn w:val="Normal"/>
     <w:next w:val="Normal"/>
     <w:link w:val="Heading2Char"/>
-    <w:uiPriority w:val="9"/>
-    <w:semiHidden/>
     <w:unhideWhenUsed/>
     <w:qFormat/>
     <w:rsid w:val="00527425"/>
@@ -1430,8 +2576,7 @@
     <w:name w:val="Heading 2 Char"/>
     <w:basedOn w:val="DefaultParagraphFont"/>
     <w:link w:val="Heading2"/>
-    <w:uiPriority w:val="9"/>
-    <w:semiHidden/>
+    <w:qFormat/>
     <w:rsid w:val="00527425"/>
     <w:rPr>
       <w:rFonts w:asciiTheme="majorHAnsi" w:eastAsiaTheme="majorEastAsia" w:hAnsiTheme="majorHAnsi" w:cstheme="majorBidi"/>
@@ -1999,4 +3144,16 @@
     </a:ext>
   </a:extLst>
 </a:theme>
+</file>
+
+<file path=customXml/item1.xml><?xml version="1.0" encoding="utf-8"?>
+<b:Sources xmlns:b="http://schemas.openxmlformats.org/officeDocument/2006/bibliography" xmlns="http://schemas.openxmlformats.org/officeDocument/2006/bibliography" SelectedStyle="\APASixthEditionOfficeOnline.xsl" StyleName="APA" Version="6"/>
+</file>
+
+<file path=customXml/itemProps1.xml><?xml version="1.0" encoding="utf-8"?>
+<ds:datastoreItem xmlns:ds="http://schemas.openxmlformats.org/officeDocument/2006/customXml" ds:itemID="{E5ABFF1D-4E84-461C-984F-53648E9C7F98}">
+  <ds:schemaRefs>
+    <ds:schemaRef ds:uri="http://schemas.openxmlformats.org/officeDocument/2006/bibliography"/>
+  </ds:schemaRefs>
+</ds:datastoreItem>
 </file>